--- a/submission_eer_special_issue/highlights.docx
+++ b/submission_eer_special_issue/highlights.docx
@@ -264,91 +264,91 @@
       </w:pPr>
       <w:proofErr w:type="spellStart"/>
       <w:r>
-        <w:t>Three</w:t>
-      </w:r>
-      <w:proofErr w:type="spellEnd"/>
-      <w:r>
-        <w:t xml:space="preserve"> </w:t>
-      </w:r>
-      <w:proofErr w:type="spellStart"/>
-      <w:r>
-        <w:t>commercial</w:t>
-      </w:r>
-      <w:proofErr w:type="spellEnd"/>
-      <w:r>
-        <w:t xml:space="preserve"> </w:t>
-      </w:r>
-      <w:proofErr w:type="spellStart"/>
-      <w:r>
-        <w:t>deal</w:t>
-      </w:r>
-      <w:proofErr w:type="spellEnd"/>
-      <w:r>
-        <w:t xml:space="preserve"> </w:t>
-      </w:r>
-      <w:proofErr w:type="spellStart"/>
-      <w:r>
-        <w:t>databases</w:t>
-      </w:r>
-      <w:proofErr w:type="spellEnd"/>
-      <w:r>
-        <w:t xml:space="preserve"> </w:t>
-      </w:r>
-      <w:proofErr w:type="spellStart"/>
-      <w:r>
-        <w:t>show</w:t>
-      </w:r>
-      <w:proofErr w:type="spellEnd"/>
-      <w:r>
-        <w:t xml:space="preserve"> </w:t>
-      </w:r>
-      <w:proofErr w:type="spellStart"/>
-      <w:r>
-        <w:t>no</w:t>
-      </w:r>
-      <w:proofErr w:type="spellEnd"/>
-      <w:r>
-        <w:t xml:space="preserve"> </w:t>
-      </w:r>
-      <w:proofErr w:type="spellStart"/>
-      <w:r>
-        <w:t>investment</w:t>
-      </w:r>
-      <w:proofErr w:type="spellEnd"/>
-      <w:r>
-        <w:t xml:space="preserve"> </w:t>
-      </w:r>
-      <w:proofErr w:type="spellStart"/>
-      <w:r>
-        <w:t>response</w:t>
-      </w:r>
-      <w:proofErr w:type="spellEnd"/>
-      <w:r>
-        <w:t xml:space="preserve"> </w:t>
-      </w:r>
-      <w:proofErr w:type="spellStart"/>
-      <w:r>
-        <w:t>to</w:t>
-      </w:r>
-      <w:proofErr w:type="spellEnd"/>
-      <w:r>
-        <w:t xml:space="preserve"> </w:t>
-      </w:r>
-      <w:proofErr w:type="spellStart"/>
-      <w:r>
-        <w:t>the</w:t>
-      </w:r>
-      <w:proofErr w:type="spellEnd"/>
-      <w:r>
-        <w:t xml:space="preserve"> </w:t>
-      </w:r>
-      <w:proofErr w:type="spellStart"/>
-      <w:r>
-        <w:t>shock</w:t>
-      </w:r>
-      <w:proofErr w:type="spellEnd"/>
-      <w:r>
-        <w:t>.</w:t>
+        <w:t xml:space="preserve">Three</w:t>
+      </w:r>
+      <w:proofErr w:type="spellEnd"/>
+      <w:r>
+        <w:t xml:space="preserve"> </w:t>
+      </w:r>
+      <w:proofErr w:type="spellStart"/>
+      <w:r>
+        <w:t xml:space="preserve">commercial</w:t>
+      </w:r>
+      <w:proofErr w:type="spellEnd"/>
+      <w:r>
+        <w:t xml:space="preserve"> </w:t>
+      </w:r>
+      <w:proofErr w:type="spellStart"/>
+      <w:r>
+        <w:t xml:space="preserve">deal</w:t>
+      </w:r>
+      <w:proofErr w:type="spellEnd"/>
+      <w:r>
+        <w:t xml:space="preserve"> </w:t>
+      </w:r>
+      <w:proofErr w:type="spellStart"/>
+      <w:r>
+        <w:t xml:space="preserve">databases</w:t>
+      </w:r>
+      <w:proofErr w:type="spellEnd"/>
+      <w:r>
+        <w:t xml:space="preserve"> </w:t>
+      </w:r>
+      <w:proofErr w:type="spellStart"/>
+      <w:r>
+        <w:t xml:space="preserve">show no detectable investment change after the shock.</w:t>
+      </w:r>
+      <w:proofErr w:type="spellEnd"/>
+      <w:r>
+        <w:t xml:space="preserve"/>
+      </w:r>
+      <w:proofErr w:type="spellStart"/>
+      <w:r>
+        <w:t xml:space="preserve"/>
+      </w:r>
+      <w:proofErr w:type="spellEnd"/>
+      <w:r>
+        <w:t xml:space="preserve"/>
+      </w:r>
+      <w:proofErr w:type="spellStart"/>
+      <w:r>
+        <w:t xml:space="preserve"/>
+      </w:r>
+      <w:proofErr w:type="spellEnd"/>
+      <w:r>
+        <w:t xml:space="preserve"/>
+      </w:r>
+      <w:proofErr w:type="spellStart"/>
+      <w:r>
+        <w:t xml:space="preserve"/>
+      </w:r>
+      <w:proofErr w:type="spellEnd"/>
+      <w:r>
+        <w:t xml:space="preserve"/>
+      </w:r>
+      <w:proofErr w:type="spellStart"/>
+      <w:r>
+        <w:t xml:space="preserve"/>
+      </w:r>
+      <w:proofErr w:type="spellEnd"/>
+      <w:r>
+        <w:t xml:space="preserve"/>
+      </w:r>
+      <w:proofErr w:type="spellStart"/>
+      <w:r>
+        <w:t xml:space="preserve"/>
+      </w:r>
+      <w:proofErr w:type="spellEnd"/>
+      <w:r>
+        <w:t xml:space="preserve"/>
+      </w:r>
+      <w:proofErr w:type="spellStart"/>
+      <w:r>
+        <w:t xml:space="preserve"/>
+      </w:r>
+      <w:proofErr w:type="spellEnd"/>
+      <w:r>
+        <w:t xml:space="preserve"/>
       </w:r>
     </w:p>
     <w:p>

--- a/submission_eer_special_issue/highlights.docx
+++ b/submission_eer_special_issue/highlights.docx
@@ -264,91 +264,99 @@
       </w:pPr>
       <w:proofErr w:type="spellStart"/>
       <w:r>
-        <w:t xml:space="preserve">Three</w:t>
-      </w:r>
-      <w:proofErr w:type="spellEnd"/>
-      <w:r>
-        <w:t xml:space="preserve"> </w:t>
-      </w:r>
-      <w:proofErr w:type="spellStart"/>
-      <w:r>
-        <w:t xml:space="preserve">commercial</w:t>
-      </w:r>
-      <w:proofErr w:type="spellEnd"/>
-      <w:r>
-        <w:t xml:space="preserve"> </w:t>
-      </w:r>
-      <w:proofErr w:type="spellStart"/>
-      <w:r>
-        <w:t xml:space="preserve">deal</w:t>
-      </w:r>
-      <w:proofErr w:type="spellEnd"/>
-      <w:r>
-        <w:t xml:space="preserve"> </w:t>
-      </w:r>
-      <w:proofErr w:type="spellStart"/>
-      <w:r>
-        <w:t xml:space="preserve">databases</w:t>
-      </w:r>
-      <w:proofErr w:type="spellEnd"/>
-      <w:r>
-        <w:t xml:space="preserve"> </w:t>
-      </w:r>
-      <w:proofErr w:type="spellStart"/>
-      <w:r>
-        <w:t xml:space="preserve">show no detectable investment change after the shock.</w:t>
-      </w:r>
-      <w:proofErr w:type="spellEnd"/>
-      <w:r>
-        <w:t xml:space="preserve"/>
-      </w:r>
-      <w:proofErr w:type="spellStart"/>
-      <w:r>
-        <w:t xml:space="preserve"/>
-      </w:r>
-      <w:proofErr w:type="spellEnd"/>
-      <w:r>
-        <w:t xml:space="preserve"/>
-      </w:r>
-      <w:proofErr w:type="spellStart"/>
-      <w:r>
-        <w:t xml:space="preserve"/>
-      </w:r>
-      <w:proofErr w:type="spellEnd"/>
-      <w:r>
-        <w:t xml:space="preserve"/>
-      </w:r>
-      <w:proofErr w:type="spellStart"/>
-      <w:r>
-        <w:t xml:space="preserve"/>
-      </w:r>
-      <w:proofErr w:type="spellEnd"/>
-      <w:r>
-        <w:t xml:space="preserve"/>
-      </w:r>
-      <w:proofErr w:type="spellStart"/>
-      <w:r>
-        <w:t xml:space="preserve"/>
-      </w:r>
-      <w:proofErr w:type="spellEnd"/>
-      <w:r>
-        <w:t xml:space="preserve"/>
-      </w:r>
-      <w:proofErr w:type="spellStart"/>
-      <w:r>
-        <w:t xml:space="preserve"/>
-      </w:r>
-      <w:proofErr w:type="spellEnd"/>
-      <w:r>
-        <w:t xml:space="preserve"/>
-      </w:r>
-      <w:proofErr w:type="spellStart"/>
-      <w:r>
-        <w:t xml:space="preserve"/>
-      </w:r>
-      <w:proofErr w:type="spellEnd"/>
-      <w:r>
-        <w:t xml:space="preserve"/>
+        <w:t>Three</w:t>
+      </w:r>
+      <w:proofErr w:type="spellEnd"/>
+      <w:r>
+        <w:t xml:space="preserve"> </w:t>
+      </w:r>
+      <w:proofErr w:type="spellStart"/>
+      <w:r>
+        <w:t>commercial</w:t>
+      </w:r>
+      <w:proofErr w:type="spellEnd"/>
+      <w:r>
+        <w:t xml:space="preserve"> </w:t>
+      </w:r>
+      <w:proofErr w:type="spellStart"/>
+      <w:r>
+        <w:t>deal</w:t>
+      </w:r>
+      <w:proofErr w:type="spellEnd"/>
+      <w:r>
+        <w:t xml:space="preserve"> </w:t>
+      </w:r>
+      <w:proofErr w:type="spellStart"/>
+      <w:r>
+        <w:t>databases</w:t>
+      </w:r>
+      <w:proofErr w:type="spellEnd"/>
+      <w:r>
+        <w:t xml:space="preserve"> </w:t>
+      </w:r>
+      <w:proofErr w:type="spellStart"/>
+      <w:r>
+        <w:t>show</w:t>
+      </w:r>
+      <w:proofErr w:type="spellEnd"/>
+      <w:r>
+        <w:t xml:space="preserve"> </w:t>
+      </w:r>
+      <w:proofErr w:type="spellStart"/>
+      <w:r>
+        <w:t>no</w:t>
+      </w:r>
+      <w:proofErr w:type="spellEnd"/>
+      <w:r>
+        <w:t xml:space="preserve"> </w:t>
+      </w:r>
+      <w:proofErr w:type="spellStart"/>
+      <w:r>
+        <w:t>detectable</w:t>
+      </w:r>
+      <w:proofErr w:type="spellEnd"/>
+      <w:r>
+        <w:t xml:space="preserve"> </w:t>
+      </w:r>
+      <w:proofErr w:type="spellStart"/>
+      <w:r>
+        <w:t>investment</w:t>
+      </w:r>
+      <w:proofErr w:type="spellEnd"/>
+      <w:r>
+        <w:t xml:space="preserve"> </w:t>
+      </w:r>
+      <w:proofErr w:type="spellStart"/>
+      <w:r>
+        <w:t>change</w:t>
+      </w:r>
+      <w:proofErr w:type="spellEnd"/>
+      <w:r>
+        <w:t xml:space="preserve"> </w:t>
+      </w:r>
+      <w:proofErr w:type="spellStart"/>
+      <w:r>
+        <w:t>after</w:t>
+      </w:r>
+      <w:proofErr w:type="spellEnd"/>
+      <w:r>
+        <w:t xml:space="preserve"> </w:t>
+      </w:r>
+      <w:proofErr w:type="spellStart"/>
+      <w:r>
+        <w:t>the</w:t>
+      </w:r>
+      <w:proofErr w:type="spellEnd"/>
+      <w:r>
+        <w:t xml:space="preserve"> </w:t>
+      </w:r>
+      <w:proofErr w:type="spellStart"/>
+      <w:r>
+        <w:t>shock</w:t>
+      </w:r>
+      <w:proofErr w:type="spellEnd"/>
+      <w:r>
+        <w:t>.</w:t>
       </w:r>
     </w:p>
     <w:p>
